--- a/2026679_CA1_Strategic Thinking_v1.docx
+++ b/2026679_CA1_Strategic Thinking_v1.docx
@@ -4576,25 +4576,144 @@
       <w:pPr>
         <w:pStyle w:val="Heading3"/>
         <w:jc w:val="both"/>
-        <w:pPrChange w:id="296" w:author="Valeria Cantu" w:date="2026-10-23T19:14:00Z" w16du:dateUtc="2026-10-23T18:14:00Z">
+        <w:rPr>
+          <w:ins w:id="296" w:author="Valeria Cantu" w:date="2026-10-23T20:53:00Z" w16du:dateUtc="2026-10-23T19:53:00Z"/>
+        </w:rPr>
+      </w:pPr>
+      <w:ins w:id="297" w:author="Valeria Cantu" w:date="2026-10-23T19:11:00Z" w16du:dateUtc="2026-10-23T18:11:00Z">
+        <w:r>
+          <w:t>The information generated</w:t>
+        </w:r>
+      </w:ins>
+      <w:ins w:id="298" w:author="Valeria Cantu" w:date="2026-10-23T19:12:00Z" w16du:dateUtc="2026-10-23T18:12:00Z">
+        <w:r>
+          <w:t xml:space="preserve"> by this project will depend on the number of usable observations and the consistency of the available official data.</w:t>
+        </w:r>
+      </w:ins>
+      <w:bookmarkStart w:id="299" w:name="_heading=h.dig15nt2hu41" w:colFirst="0" w:colLast="0"/>
+      <w:bookmarkEnd w:id="299"/>
+    </w:p>
+    <w:p>
+      <w:pPr>
+        <w:rPr>
+          <w:ins w:id="300" w:author="Valeria Cantu" w:date="2026-10-23T20:54:00Z" w16du:dateUtc="2026-10-23T19:54:00Z"/>
+        </w:rPr>
+      </w:pPr>
+    </w:p>
+    <w:p>
+      <w:pPr>
+        <w:pStyle w:val="Heading3"/>
+        <w:rPr>
+          <w:ins w:id="301" w:author="Valeria Cantu" w:date="2026-10-23T20:51:00Z" w16du:dateUtc="2026-10-23T19:51:00Z"/>
+        </w:rPr>
+        <w:pPrChange w:id="302" w:author="Valeria Cantu" w:date="2026-10-23T20:55:00Z" w16du:dateUtc="2026-10-23T19:55:00Z">
+          <w:pPr>
+            <w:pStyle w:val="Heading3"/>
+            <w:jc w:val="both"/>
+          </w:pPr>
+        </w:pPrChange>
+      </w:pPr>
+      <w:ins w:id="303" w:author="Valeria Cantu" w:date="2026-10-23T20:54:00Z" w16du:dateUtc="2026-10-23T19:54:00Z">
+        <w:r>
+          <w:t>Figure 1. Illustrates the proposed analytical workflow</w:t>
+        </w:r>
+      </w:ins>
+      <w:ins w:id="304" w:author="Valeria Cantu" w:date="2026-10-23T20:55:00Z" w16du:dateUtc="2026-10-23T19:55:00Z">
+        <w:r>
+          <w:t>, from reviewing official CSO data to evalua</w:t>
+        </w:r>
+      </w:ins>
+      <w:ins w:id="305" w:author="Valeria Cantu" w:date="2026-10-23T20:56:00Z" w16du:dateUtc="2026-10-23T19:56:00Z">
+        <w:r>
+          <w:t>ting estimates and communicating the findings</w:t>
+        </w:r>
+      </w:ins>
+      <w:ins w:id="306" w:author="Valeria Cantu" w:date="2026-10-23T20:54:00Z" w16du:dateUtc="2026-10-23T19:54:00Z">
+        <w:r>
+          <w:t>.</w:t>
+        </w:r>
+      </w:ins>
+    </w:p>
+    <w:p>
+      <w:pPr>
+        <w:jc w:val="both"/>
+        <w:pPrChange w:id="307" w:author="Valeria Cantu" w:date="2026-10-23T20:57:00Z" w16du:dateUtc="2026-10-23T19:57:00Z">
           <w:pPr>
             <w:pStyle w:val="Heading1"/>
             <w:spacing w:after="0" w:line="276" w:lineRule="auto"/>
           </w:pPr>
         </w:pPrChange>
       </w:pPr>
-      <w:ins w:id="297" w:author="Valeria Cantu" w:date="2026-10-23T19:11:00Z" w16du:dateUtc="2026-10-23T18:11:00Z">
-        <w:r>
-          <w:t>The information generated</w:t>
+      <w:ins w:id="308" w:author="Valeria Cantu" w:date="2026-10-23T20:53:00Z" w16du:dateUtc="2026-10-23T19:53:00Z">
+        <w:r>
+          <w:rPr>
+            <w:noProof/>
+          </w:rPr>
+          <w:drawing>
+            <wp:anchor distT="0" distB="0" distL="114300" distR="114300" simplePos="0" relativeHeight="251661312" behindDoc="0" locked="0" layoutInCell="1" allowOverlap="1" wp14:anchorId="485B737F" wp14:editId="0C3D899D">
+              <wp:simplePos x="0" y="0"/>
+              <wp:positionH relativeFrom="column">
+                <wp:posOffset>1231900</wp:posOffset>
+              </wp:positionH>
+              <wp:positionV relativeFrom="paragraph">
+                <wp:posOffset>10160</wp:posOffset>
+              </wp:positionV>
+              <wp:extent cx="3149600" cy="5600700"/>
+              <wp:effectExtent l="0" t="0" r="0" b="0"/>
+              <wp:wrapSquare wrapText="bothSides"/>
+              <wp:docPr id="1384125684" name="Picture 8"/>
+              <wp:cNvGraphicFramePr>
+                <a:graphicFrameLocks xmlns:a="http://schemas.openxmlformats.org/drawingml/2006/main" noChangeAspect="1"/>
+              </wp:cNvGraphicFramePr>
+              <a:graphic xmlns:a="http://schemas.openxmlformats.org/drawingml/2006/main">
+                <a:graphicData uri="http://schemas.openxmlformats.org/drawingml/2006/picture">
+                  <pic:pic xmlns:pic="http://schemas.openxmlformats.org/drawingml/2006/picture">
+                    <pic:nvPicPr>
+                      <pic:cNvPr id="0" name="Picture 0"/>
+                      <pic:cNvPicPr/>
+                    </pic:nvPicPr>
+                    <pic:blipFill>
+                      <a:blip r:embed="rId12" cstate="print">
+                        <a:extLst>
+                          <a:ext uri="{28A0092B-C50C-407E-A947-70E740481C1C}">
+                            <a14:useLocalDpi xmlns:a14="http://schemas.microsoft.com/office/drawing/2010/main" val="0"/>
+                          </a:ext>
+                        </a:extLst>
+                      </a:blip>
+                      <a:stretch>
+                        <a:fillRect/>
+                      </a:stretch>
+                    </pic:blipFill>
+                    <pic:spPr>
+                      <a:xfrm>
+                        <a:off x="0" y="0"/>
+                        <a:ext cx="3149600" cy="5600700"/>
+                      </a:xfrm>
+                      <a:prstGeom prst="rect">
+                        <a:avLst/>
+                      </a:prstGeom>
+                    </pic:spPr>
+                  </pic:pic>
+                </a:graphicData>
+              </a:graphic>
+              <wp14:sizeRelH relativeFrom="margin">
+                <wp14:pctWidth>0</wp14:pctWidth>
+              </wp14:sizeRelH>
+              <wp14:sizeRelV relativeFrom="margin">
+                <wp14:pctHeight>0</wp14:pctHeight>
+              </wp14:sizeRelV>
+            </wp:anchor>
+          </w:drawing>
+        </w:r>
+        <w:r>
+          <w:br w:type="textWrapping" w:clear="all"/>
         </w:r>
       </w:ins>
-      <w:ins w:id="298" w:author="Valeria Cantu" w:date="2026-10-23T19:12:00Z" w16du:dateUtc="2026-10-23T18:12:00Z">
-        <w:r>
-          <w:t xml:space="preserve"> by this project will depend on the number of usable observations and the consistency of the available official data.</w:t>
+      <w:ins w:id="309" w:author="Valeria Cantu" w:date="2026-10-23T20:55:00Z" w16du:dateUtc="2026-10-23T19:55:00Z">
+        <w:r>
+          <w:t>Figure 1. Proposed analytical workflow for one year enterprise survival analysis.</w:t>
         </w:r>
       </w:ins>
-      <w:bookmarkStart w:id="299" w:name="_heading=h.dig15nt2hu41" w:colFirst="0" w:colLast="0"/>
-      <w:bookmarkEnd w:id="299"/>
     </w:p>
     <w:p>
       <w:pPr>
@@ -4604,16 +4723,17 @@
           <w:numId w:val="8"/>
         </w:numPr>
         <w:spacing w:after="0" w:line="276" w:lineRule="auto"/>
-        <w:pPrChange w:id="300" w:author="Valeria Cantu" w:date="2026-10-23T19:13:00Z" w16du:dateUtc="2026-10-23T18:13:00Z">
+        <w:pPrChange w:id="310" w:author="Valeria Cantu" w:date="2026-10-23T19:13:00Z" w16du:dateUtc="2026-10-23T18:13:00Z">
           <w:pPr>
             <w:pStyle w:val="Heading1"/>
             <w:spacing w:after="0" w:line="276" w:lineRule="auto"/>
           </w:pPr>
         </w:pPrChange>
       </w:pPr>
-      <w:bookmarkStart w:id="301" w:name="_heading=h.xng9cfdsv9os" w:colFirst="0" w:colLast="0"/>
-      <w:bookmarkEnd w:id="301"/>
+      <w:bookmarkStart w:id="311" w:name="_heading=h.xng9cfdsv9os" w:colFirst="0" w:colLast="0"/>
+      <w:bookmarkEnd w:id="311"/>
       <w:r>
+        <w:lastRenderedPageBreak/>
         <w:t>Data Sources and Permissions.</w:t>
       </w:r>
     </w:p>
@@ -4622,17 +4742,17 @@
         <w:pStyle w:val="Heading3"/>
         <w:jc w:val="both"/>
         <w:rPr>
-          <w:ins w:id="302" w:author="Valeria Cantu" w:date="2026-10-23T19:28:00Z" w16du:dateUtc="2026-10-23T18:28:00Z"/>
-        </w:rPr>
-      </w:pPr>
-      <w:bookmarkStart w:id="303" w:name="_heading=h.5vx6gv8fppqt" w:colFirst="0" w:colLast="0"/>
-      <w:bookmarkEnd w:id="303"/>
-      <w:ins w:id="304" w:author="Valeria Cantu" w:date="2026-10-23T19:24:00Z" w16du:dateUtc="2026-10-23T18:24:00Z">
+          <w:ins w:id="312" w:author="Valeria Cantu" w:date="2026-10-23T19:28:00Z" w16du:dateUtc="2026-10-23T18:28:00Z"/>
+        </w:rPr>
+      </w:pPr>
+      <w:bookmarkStart w:id="313" w:name="_heading=h.5vx6gv8fppqt" w:colFirst="0" w:colLast="0"/>
+      <w:bookmarkEnd w:id="313"/>
+      <w:ins w:id="314" w:author="Valeria Cantu" w:date="2026-10-23T19:24:00Z" w16du:dateUtc="2026-10-23T18:24:00Z">
         <w:r>
           <w:t>The primary data source proposed is the BRA36 business survival table, which is produced by</w:t>
         </w:r>
       </w:ins>
-      <w:ins w:id="305" w:author="Valeria Cantu" w:date="2026-10-23T19:25:00Z" w16du:dateUtc="2026-10-23T18:25:00Z">
+      <w:ins w:id="315" w:author="Valeria Cantu" w:date="2026-10-23T19:25:00Z" w16du:dateUtc="2026-10-23T18:25:00Z">
         <w:r>
           <w:t xml:space="preserve"> the CSO, it provides information broken down by economic activity based in the NACE Rev. 2 classification and by enterprise size, measured by employment.</w:t>
         </w:r>
@@ -4642,29 +4762,29 @@
       <w:pPr>
         <w:pStyle w:val="Heading3"/>
         <w:jc w:val="both"/>
-        <w:pPrChange w:id="306" w:author="Valeria Cantu" w:date="2026-10-23T19:28:00Z" w16du:dateUtc="2026-10-23T18:28:00Z">
+        <w:pPrChange w:id="316" w:author="Valeria Cantu" w:date="2026-10-23T19:28:00Z" w16du:dateUtc="2026-10-23T18:28:00Z">
           <w:pPr>
             <w:pStyle w:val="Heading1"/>
             <w:spacing w:after="0" w:line="276" w:lineRule="auto"/>
           </w:pPr>
         </w:pPrChange>
       </w:pPr>
-      <w:ins w:id="307" w:author="Valeria Cantu" w:date="2026-10-23T19:25:00Z" w16du:dateUtc="2026-10-23T18:25:00Z">
+      <w:ins w:id="317" w:author="Valeria Cantu" w:date="2026-10-23T19:25:00Z" w16du:dateUtc="2026-10-23T18:25:00Z">
         <w:r>
           <w:t>The downl</w:t>
         </w:r>
       </w:ins>
-      <w:ins w:id="308" w:author="Valeria Cantu" w:date="2026-10-23T19:26:00Z" w16du:dateUtc="2026-10-23T18:26:00Z">
+      <w:ins w:id="318" w:author="Valeria Cantu" w:date="2026-10-23T19:26:00Z" w16du:dateUtc="2026-10-23T18:26:00Z">
         <w:r>
           <w:t xml:space="preserve">oaded files and their associated metadata will be reviewed before the final analytical dataset is defined. </w:t>
         </w:r>
       </w:ins>
-      <w:ins w:id="309" w:author="Valeria Cantu" w:date="2026-10-23T19:27:00Z" w16du:dateUtc="2026-10-23T18:27:00Z">
+      <w:ins w:id="319" w:author="Valeria Cantu" w:date="2026-10-23T19:27:00Z" w16du:dateUtc="2026-10-23T18:27:00Z">
         <w:r>
           <w:t>The project will cite the source CSO, specify the tables used, and document the dates on which the data were downlo</w:t>
         </w:r>
       </w:ins>
-      <w:ins w:id="310" w:author="Valeria Cantu" w:date="2026-10-23T19:28:00Z" w16du:dateUtc="2026-10-23T18:28:00Z">
+      <w:ins w:id="320" w:author="Valeria Cantu" w:date="2026-10-23T19:28:00Z" w16du:dateUtc="2026-10-23T18:28:00Z">
         <w:r>
           <w:t>aded, as well as any modifications made to them.</w:t>
         </w:r>
@@ -4679,17 +4799,17 @@
         </w:numPr>
         <w:spacing w:after="0" w:line="276" w:lineRule="auto"/>
         <w:rPr>
-          <w:ins w:id="311" w:author="Valeria Cantu" w:date="2026-10-23T19:31:00Z" w16du:dateUtc="2026-10-23T18:31:00Z"/>
-        </w:rPr>
-        <w:pPrChange w:id="312" w:author="Valeria Cantu" w:date="2026-10-23T19:31:00Z" w16du:dateUtc="2026-10-23T18:31:00Z">
+          <w:ins w:id="321" w:author="Valeria Cantu" w:date="2026-10-23T19:31:00Z" w16du:dateUtc="2026-10-23T18:31:00Z"/>
+        </w:rPr>
+        <w:pPrChange w:id="322" w:author="Valeria Cantu" w:date="2026-10-23T19:31:00Z" w16du:dateUtc="2026-10-23T18:31:00Z">
           <w:pPr>
             <w:pStyle w:val="Heading1"/>
             <w:spacing w:after="0" w:line="276" w:lineRule="auto"/>
           </w:pPr>
         </w:pPrChange>
       </w:pPr>
-      <w:bookmarkStart w:id="313" w:name="_heading=h.emcbj0gge53o" w:colFirst="0" w:colLast="0"/>
-      <w:bookmarkEnd w:id="313"/>
+      <w:bookmarkStart w:id="323" w:name="_heading=h.emcbj0gge53o" w:colFirst="0" w:colLast="0"/>
+      <w:bookmarkEnd w:id="323"/>
       <w:r>
         <w:t>Ethical, Legal and Data-Protection Considerations</w:t>
       </w:r>
@@ -4699,16 +4819,16 @@
         <w:pStyle w:val="Heading3"/>
         <w:jc w:val="both"/>
         <w:rPr>
-          <w:ins w:id="314" w:author="Valeria Cantu" w:date="2026-10-23T19:43:00Z" w16du:dateUtc="2026-10-23T18:43:00Z"/>
-        </w:rPr>
-        <w:pPrChange w:id="315" w:author="Valeria Cantu" w:date="2026-10-23T19:46:00Z" w16du:dateUtc="2026-10-23T18:46:00Z">
+          <w:ins w:id="324" w:author="Valeria Cantu" w:date="2026-10-23T19:43:00Z" w16du:dateUtc="2026-10-23T18:43:00Z"/>
+        </w:rPr>
+        <w:pPrChange w:id="325" w:author="Valeria Cantu" w:date="2026-10-23T19:46:00Z" w16du:dateUtc="2026-10-23T18:46:00Z">
           <w:pPr>
             <w:pStyle w:val="ListParagraph"/>
             <w:ind w:left="360"/>
           </w:pPr>
         </w:pPrChange>
       </w:pPr>
-      <w:ins w:id="316" w:author="Valeria Cantu" w:date="2026-10-23T19:41:00Z" w16du:dateUtc="2026-10-23T18:41:00Z">
+      <w:ins w:id="326" w:author="Valeria Cantu" w:date="2026-10-23T19:41:00Z" w16du:dateUtc="2026-10-23T18:41:00Z">
         <w:r>
           <w:t xml:space="preserve">The analysis process will utilize </w:t>
         </w:r>
@@ -4721,12 +4841,12 @@
           <w:t xml:space="preserve"> </w:t>
         </w:r>
       </w:ins>
-      <w:ins w:id="317" w:author="Valeria Cantu" w:date="2026-10-23T19:42:00Z" w16du:dateUtc="2026-10-23T18:42:00Z">
+      <w:ins w:id="327" w:author="Valeria Cantu" w:date="2026-10-23T19:42:00Z" w16du:dateUtc="2026-10-23T18:42:00Z">
         <w:r>
           <w:t>statistics, no attempt will be made to gain access to corporate records that could lead tom the exposure of any identifiable or personal data. No new primary data will be collected, and no participants will be recruited for the s</w:t>
         </w:r>
       </w:ins>
-      <w:ins w:id="318" w:author="Valeria Cantu" w:date="2026-10-23T19:43:00Z" w16du:dateUtc="2026-10-23T18:43:00Z">
+      <w:ins w:id="328" w:author="Valeria Cantu" w:date="2026-10-23T19:43:00Z" w16du:dateUtc="2026-10-23T18:43:00Z">
         <w:r>
           <w:t>tudy. Incomplete or inaccessible data will not be imputed, and no attempts will be made to determine the identify of specific companies.</w:t>
         </w:r>
@@ -4737,31 +4857,31 @@
         <w:pStyle w:val="Heading3"/>
         <w:jc w:val="both"/>
         <w:rPr>
-          <w:del w:id="319" w:author="Valeria Cantu" w:date="2026-10-23T19:46:00Z" w16du:dateUtc="2026-10-23T18:46:00Z"/>
-        </w:rPr>
-        <w:pPrChange w:id="320" w:author="Valeria Cantu" w:date="2026-10-23T19:46:00Z" w16du:dateUtc="2026-10-23T18:46:00Z">
+          <w:del w:id="329" w:author="Valeria Cantu" w:date="2026-10-23T19:46:00Z" w16du:dateUtc="2026-10-23T18:46:00Z"/>
+        </w:rPr>
+        <w:pPrChange w:id="330" w:author="Valeria Cantu" w:date="2026-10-23T19:46:00Z" w16du:dateUtc="2026-10-23T18:46:00Z">
           <w:pPr>
             <w:pStyle w:val="Heading1"/>
             <w:spacing w:after="0" w:line="276" w:lineRule="auto"/>
           </w:pPr>
         </w:pPrChange>
       </w:pPr>
-      <w:ins w:id="321" w:author="Valeria Cantu" w:date="2026-10-23T19:43:00Z" w16du:dateUtc="2026-10-23T18:43:00Z">
+      <w:ins w:id="331" w:author="Valeria Cantu" w:date="2026-10-23T19:43:00Z" w16du:dateUtc="2026-10-23T18:43:00Z">
         <w:r>
           <w:t>The finding</w:t>
         </w:r>
       </w:ins>
-      <w:ins w:id="322" w:author="Valeria Cantu" w:date="2026-10-23T19:44:00Z" w16du:dateUtc="2026-10-23T18:44:00Z">
+      <w:ins w:id="332" w:author="Valeria Cantu" w:date="2026-10-23T19:44:00Z" w16du:dateUtc="2026-10-23T18:44:00Z">
         <w:r>
           <w:t xml:space="preserve">s will be discussed in context, taking into account the degree of uncertainty, changes in methodology, and the limitations of an industry level analysis. Lower survival rates will not be considered </w:t>
         </w:r>
       </w:ins>
-      <w:ins w:id="323" w:author="Valeria Cantu" w:date="2026-10-23T19:45:00Z" w16du:dateUtc="2026-10-23T18:45:00Z">
+      <w:ins w:id="333" w:author="Valeria Cantu" w:date="2026-10-23T19:45:00Z" w16du:dateUtc="2026-10-23T18:45:00Z">
         <w:r>
           <w:t>proof that all corporations within an industry are destined to fail. The sources of the data and any transformations applied will be cited, and the study will adhere to ethical and artificial intelligence guid</w:t>
         </w:r>
       </w:ins>
-      <w:ins w:id="324" w:author="Valeria Cantu" w:date="2026-10-23T19:46:00Z" w16du:dateUtc="2026-10-23T18:46:00Z">
+      <w:ins w:id="334" w:author="Valeria Cantu" w:date="2026-10-23T19:46:00Z" w16du:dateUtc="2026-10-23T18:46:00Z">
         <w:r>
           <w:t>eline</w:t>
         </w:r>
@@ -4774,24 +4894,24 @@
       <w:pPr>
         <w:pStyle w:val="Heading3"/>
         <w:jc w:val="both"/>
-        <w:pPrChange w:id="325" w:author="Valeria Cantu" w:date="2026-10-23T19:46:00Z" w16du:dateUtc="2026-10-23T18:46:00Z">
+        <w:pPrChange w:id="335" w:author="Valeria Cantu" w:date="2026-10-23T19:46:00Z" w16du:dateUtc="2026-10-23T18:46:00Z">
           <w:pPr>
             <w:pStyle w:val="Heading1"/>
             <w:spacing w:after="0" w:line="276" w:lineRule="auto"/>
           </w:pPr>
         </w:pPrChange>
       </w:pPr>
-      <w:bookmarkStart w:id="326" w:name="_heading=h.v1l7sv8ve4rf" w:colFirst="0" w:colLast="0"/>
-      <w:bookmarkEnd w:id="326"/>
+      <w:bookmarkStart w:id="336" w:name="_heading=h.v1l7sv8ve4rf" w:colFirst="0" w:colLast="0"/>
+      <w:bookmarkEnd w:id="336"/>
     </w:p>
     <w:p>
       <w:pPr>
         <w:pStyle w:val="Heading1"/>
         <w:spacing w:after="0" w:line="276" w:lineRule="auto"/>
       </w:pPr>
-      <w:bookmarkStart w:id="327" w:name="_heading=h.gswwzeoat24w" w:colFirst="0" w:colLast="0"/>
-      <w:bookmarkEnd w:id="327"/>
-      <w:ins w:id="328" w:author="Valeria Cantu" w:date="2026-10-23T19:13:00Z" w16du:dateUtc="2026-10-23T18:13:00Z">
+      <w:bookmarkStart w:id="337" w:name="_heading=h.gswwzeoat24w" w:colFirst="0" w:colLast="0"/>
+      <w:bookmarkEnd w:id="337"/>
+      <w:ins w:id="338" w:author="Valeria Cantu" w:date="2026-10-23T19:13:00Z" w16du:dateUtc="2026-10-23T18:13:00Z">
         <w:r>
           <w:t xml:space="preserve">8. </w:t>
         </w:r>
@@ -4805,18 +4925,18 @@
         <w:pStyle w:val="Heading3"/>
         <w:jc w:val="both"/>
         <w:rPr>
-          <w:ins w:id="329" w:author="Valeria Cantu" w:date="2026-10-23T19:49:00Z" w16du:dateUtc="2026-10-23T18:49:00Z"/>
-        </w:rPr>
-        <w:pPrChange w:id="330" w:author="Valeria Cantu" w:date="2026-10-23T19:52:00Z" w16du:dateUtc="2026-10-23T18:52:00Z">
+          <w:ins w:id="339" w:author="Valeria Cantu" w:date="2026-10-23T19:49:00Z" w16du:dateUtc="2026-10-23T18:49:00Z"/>
+        </w:rPr>
+        <w:pPrChange w:id="340" w:author="Valeria Cantu" w:date="2026-10-23T19:52:00Z" w16du:dateUtc="2026-10-23T18:52:00Z">
           <w:pPr>
             <w:pStyle w:val="Heading1"/>
             <w:spacing w:after="0" w:line="276" w:lineRule="auto"/>
           </w:pPr>
         </w:pPrChange>
       </w:pPr>
-      <w:bookmarkStart w:id="331" w:name="_heading=h.mex7a7oc39ol" w:colFirst="0" w:colLast="0"/>
-      <w:bookmarkEnd w:id="331"/>
-      <w:ins w:id="332" w:author="Valeria Cantu" w:date="2026-10-23T19:49:00Z" w16du:dateUtc="2026-10-23T18:49:00Z">
+      <w:bookmarkStart w:id="341" w:name="_heading=h.mex7a7oc39ol" w:colFirst="0" w:colLast="0"/>
+      <w:bookmarkEnd w:id="341"/>
+      <w:ins w:id="342" w:author="Valeria Cantu" w:date="2026-10-23T19:49:00Z" w16du:dateUtc="2026-10-23T18:49:00Z">
         <w:r>
           <w:t xml:space="preserve">8.1 Analytical dataset with proper documentation for chosen sectors and cohorts. </w:t>
         </w:r>
@@ -4827,24 +4947,23 @@
         <w:pStyle w:val="Heading3"/>
         <w:jc w:val="both"/>
         <w:rPr>
-          <w:ins w:id="333" w:author="Valeria Cantu" w:date="2026-10-23T19:50:00Z" w16du:dateUtc="2026-10-23T18:50:00Z"/>
-        </w:rPr>
-        <w:pPrChange w:id="334" w:author="Valeria Cantu" w:date="2026-10-23T19:52:00Z" w16du:dateUtc="2026-10-23T18:52:00Z">
+          <w:ins w:id="343" w:author="Valeria Cantu" w:date="2026-10-23T19:50:00Z" w16du:dateUtc="2026-10-23T18:50:00Z"/>
+        </w:rPr>
+        <w:pPrChange w:id="344" w:author="Valeria Cantu" w:date="2026-10-23T19:52:00Z" w16du:dateUtc="2026-10-23T18:52:00Z">
           <w:pPr/>
         </w:pPrChange>
       </w:pPr>
-      <w:ins w:id="335" w:author="Valeria Cantu" w:date="2026-10-23T19:50:00Z" w16du:dateUtc="2026-10-23T18:50:00Z">
-        <w:r>
-          <w:lastRenderedPageBreak/>
+      <w:ins w:id="345" w:author="Valeria Cantu" w:date="2026-10-23T19:50:00Z" w16du:dateUtc="2026-10-23T18:50:00Z">
+        <w:r>
           <w:t xml:space="preserve">8.2 </w:t>
         </w:r>
       </w:ins>
-      <w:ins w:id="336" w:author="Valeria Cantu" w:date="2026-10-23T19:49:00Z" w16du:dateUtc="2026-10-23T18:49:00Z">
+      <w:ins w:id="346" w:author="Valeria Cantu" w:date="2026-10-23T19:49:00Z" w16du:dateUtc="2026-10-23T18:49:00Z">
         <w:r>
           <w:t>Reproducible scripts for</w:t>
         </w:r>
       </w:ins>
-      <w:ins w:id="337" w:author="Valeria Cantu" w:date="2026-10-23T19:50:00Z" w16du:dateUtc="2026-10-23T18:50:00Z">
+      <w:ins w:id="347" w:author="Valeria Cantu" w:date="2026-10-23T19:50:00Z" w16du:dateUtc="2026-10-23T18:50:00Z">
         <w:r>
           <w:t xml:space="preserve"> data preprocessing, descriptive analysis and model evaluation.</w:t>
         </w:r>
@@ -4855,18 +4974,18 @@
         <w:pStyle w:val="Heading3"/>
         <w:jc w:val="both"/>
         <w:rPr>
-          <w:ins w:id="338" w:author="Valeria Cantu" w:date="2026-10-23T19:51:00Z" w16du:dateUtc="2026-10-23T18:51:00Z"/>
-        </w:rPr>
-        <w:pPrChange w:id="339" w:author="Valeria Cantu" w:date="2026-10-23T19:52:00Z" w16du:dateUtc="2026-10-23T18:52:00Z">
+          <w:ins w:id="348" w:author="Valeria Cantu" w:date="2026-10-23T19:51:00Z" w16du:dateUtc="2026-10-23T18:51:00Z"/>
+        </w:rPr>
+        <w:pPrChange w:id="349" w:author="Valeria Cantu" w:date="2026-10-23T19:52:00Z" w16du:dateUtc="2026-10-23T18:52:00Z">
           <w:pPr/>
         </w:pPrChange>
       </w:pPr>
-      <w:ins w:id="340" w:author="Valeria Cantu" w:date="2026-10-23T19:50:00Z" w16du:dateUtc="2026-10-23T18:50:00Z">
+      <w:ins w:id="350" w:author="Valeria Cantu" w:date="2026-10-23T19:50:00Z" w16du:dateUtc="2026-10-23T18:50:00Z">
         <w:r>
           <w:t>8.3 Comparison charts and tables with regard to one year survival rate among vario</w:t>
         </w:r>
       </w:ins>
-      <w:ins w:id="341" w:author="Valeria Cantu" w:date="2026-10-23T19:51:00Z" w16du:dateUtc="2026-10-23T18:51:00Z">
+      <w:ins w:id="351" w:author="Valeria Cantu" w:date="2026-10-23T19:51:00Z" w16du:dateUtc="2026-10-23T18:51:00Z">
         <w:r>
           <w:t>us sectors and cohorts.</w:t>
         </w:r>
@@ -4877,13 +4996,13 @@
         <w:pStyle w:val="Heading3"/>
         <w:jc w:val="both"/>
         <w:rPr>
-          <w:ins w:id="342" w:author="Valeria Cantu" w:date="2026-10-23T19:51:00Z" w16du:dateUtc="2026-10-23T18:51:00Z"/>
-        </w:rPr>
-        <w:pPrChange w:id="343" w:author="Valeria Cantu" w:date="2026-10-23T19:52:00Z" w16du:dateUtc="2026-10-23T18:52:00Z">
+          <w:ins w:id="352" w:author="Valeria Cantu" w:date="2026-10-23T19:51:00Z" w16du:dateUtc="2026-10-23T18:51:00Z"/>
+        </w:rPr>
+        <w:pPrChange w:id="353" w:author="Valeria Cantu" w:date="2026-10-23T19:52:00Z" w16du:dateUtc="2026-10-23T18:52:00Z">
           <w:pPr/>
         </w:pPrChange>
       </w:pPr>
-      <w:ins w:id="344" w:author="Valeria Cantu" w:date="2026-10-23T19:51:00Z" w16du:dateUtc="2026-10-23T18:51:00Z">
+      <w:ins w:id="354" w:author="Valeria Cantu" w:date="2026-10-23T19:51:00Z" w16du:dateUtc="2026-10-23T18:51:00Z">
         <w:r>
           <w:t>8.4 Evaluation of prediction methods vis a vis the simple benchmarking methods.</w:t>
         </w:r>
@@ -4893,19 +5012,20 @@
       <w:pPr>
         <w:pStyle w:val="Heading3"/>
         <w:jc w:val="both"/>
-        <w:pPrChange w:id="345" w:author="Valeria Cantu" w:date="2026-10-23T19:52:00Z" w16du:dateUtc="2026-10-23T18:52:00Z">
+        <w:pPrChange w:id="355" w:author="Valeria Cantu" w:date="2026-10-23T19:52:00Z" w16du:dateUtc="2026-10-23T18:52:00Z">
           <w:pPr>
             <w:pStyle w:val="Heading1"/>
             <w:spacing w:after="0" w:line="276" w:lineRule="auto"/>
           </w:pPr>
         </w:pPrChange>
       </w:pPr>
-      <w:ins w:id="346" w:author="Valeria Cantu" w:date="2026-10-23T19:51:00Z" w16du:dateUtc="2026-10-23T18:51:00Z">
-        <w:r>
+      <w:ins w:id="356" w:author="Valeria Cantu" w:date="2026-10-23T19:51:00Z" w16du:dateUtc="2026-10-23T18:51:00Z">
+        <w:r>
+          <w:lastRenderedPageBreak/>
           <w:t>8.5 Final report that details the insights gained, business implications, uncert</w:t>
         </w:r>
       </w:ins>
-      <w:ins w:id="347" w:author="Valeria Cantu" w:date="2026-10-23T19:52:00Z" w16du:dateUtc="2026-10-23T18:52:00Z">
+      <w:ins w:id="357" w:author="Valeria Cantu" w:date="2026-10-23T19:52:00Z" w16du:dateUtc="2026-10-23T18:52:00Z">
         <w:r>
           <w:t>ainty and limitations.</w:t>
         </w:r>
@@ -4916,12 +5036,12 @@
         <w:pStyle w:val="Heading1"/>
         <w:spacing w:after="0" w:line="276" w:lineRule="auto"/>
         <w:rPr>
-          <w:ins w:id="348" w:author="Valeria Cantu" w:date="2026-10-23T19:52:00Z" w16du:dateUtc="2026-10-23T18:52:00Z"/>
-        </w:rPr>
-      </w:pPr>
-      <w:bookmarkStart w:id="349" w:name="_heading=h.9tssq3bga686" w:colFirst="0" w:colLast="0"/>
-      <w:bookmarkEnd w:id="349"/>
-      <w:ins w:id="350" w:author="Valeria Cantu" w:date="2026-10-23T19:13:00Z" w16du:dateUtc="2026-10-23T18:13:00Z">
+          <w:ins w:id="358" w:author="Valeria Cantu" w:date="2026-10-23T19:52:00Z" w16du:dateUtc="2026-10-23T18:52:00Z"/>
+        </w:rPr>
+      </w:pPr>
+      <w:bookmarkStart w:id="359" w:name="_heading=h.9tssq3bga686" w:colFirst="0" w:colLast="0"/>
+      <w:bookmarkEnd w:id="359"/>
+      <w:ins w:id="360" w:author="Valeria Cantu" w:date="2026-10-23T19:13:00Z" w16du:dateUtc="2026-10-23T18:13:00Z">
         <w:r>
           <w:t xml:space="preserve">9. </w:t>
         </w:r>
@@ -4933,9 +5053,48 @@
     <w:p>
       <w:pPr>
         <w:rPr>
-          <w:ins w:id="351" w:author="Valeria Cantu" w:date="2026-10-23T18:53:00Z" w16du:dateUtc="2026-10-23T17:53:00Z"/>
-        </w:rPr>
-        <w:pPrChange w:id="352" w:author="Valeria Cantu" w:date="2026-10-23T19:52:00Z" w16du:dateUtc="2026-10-23T18:52:00Z">
+          <w:ins w:id="361" w:author="Valeria Cantu" w:date="2026-10-23T21:35:00Z" w16du:dateUtc="2026-10-23T20:35:00Z"/>
+        </w:rPr>
+      </w:pPr>
+    </w:p>
+    <w:p>
+      <w:pPr>
+        <w:rPr>
+          <w:ins w:id="362" w:author="Valeria Cantu" w:date="2026-10-23T21:37:00Z" w16du:dateUtc="2026-10-23T20:37:00Z"/>
+        </w:rPr>
+      </w:pPr>
+      <w:ins w:id="363" w:author="Valeria Cantu" w:date="2026-10-23T21:35:00Z" w16du:dateUtc="2026-10-23T20:35:00Z">
+        <w:r>
+          <w:t>The project is provisionally planned across two semesters. Semester</w:t>
+        </w:r>
+      </w:ins>
+      <w:ins w:id="364" w:author="Valeria Cantu" w:date="2026-10-23T21:36:00Z" w16du:dateUtc="2026-10-23T20:36:00Z">
+        <w:r>
+          <w:t xml:space="preserve"> 1 will focus on reviewing and preparing  the data, conducting descriptive analysis and designing the validation process, and semester 2 will focus on developing and </w:t>
+        </w:r>
+      </w:ins>
+      <w:ins w:id="365" w:author="Valeria Cantu" w:date="2026-10-23T21:37:00Z" w16du:dateUtc="2026-10-23T20:37:00Z">
+        <w:r>
+          <w:t>forecasting</w:t>
+        </w:r>
+      </w:ins>
+      <w:ins w:id="366" w:author="Valeria Cantu" w:date="2026-10-23T21:36:00Z" w16du:dateUtc="2026-10-23T20:36:00Z">
+        <w:r>
+          <w:t xml:space="preserve"> models, evaluating their </w:t>
+        </w:r>
+      </w:ins>
+      <w:ins w:id="367" w:author="Valeria Cantu" w:date="2026-10-23T21:37:00Z" w16du:dateUtc="2026-10-23T20:37:00Z">
+        <w:r>
+          <w:t>performance and preparing the final report.</w:t>
+        </w:r>
+      </w:ins>
+    </w:p>
+    <w:p>
+      <w:pPr>
+        <w:rPr>
+          <w:ins w:id="368" w:author="Valeria Cantu" w:date="2026-10-23T18:53:00Z" w16du:dateUtc="2026-10-23T17:53:00Z"/>
+        </w:rPr>
+        <w:pPrChange w:id="369" w:author="Valeria Cantu" w:date="2026-10-23T19:52:00Z" w16du:dateUtc="2026-10-23T18:52:00Z">
           <w:pPr>
             <w:pStyle w:val="Heading1"/>
             <w:numPr>
@@ -4946,23 +5105,71 @@
           </w:pPr>
         </w:pPrChange>
       </w:pPr>
+      <w:ins w:id="370" w:author="Valeria Cantu" w:date="2026-10-23T21:37:00Z" w16du:dateUtc="2026-10-23T20:37:00Z">
+        <w:r>
+          <w:rPr>
+            <w:noProof/>
+          </w:rPr>
+          <w:drawing>
+            <wp:inline distT="0" distB="0" distL="0" distR="0" wp14:anchorId="40FDDD2A" wp14:editId="1DAAA909">
+              <wp:extent cx="5731510" cy="4298950"/>
+              <wp:effectExtent l="0" t="0" r="0" b="6350"/>
+              <wp:docPr id="1130078002" name="Picture 9"/>
+              <wp:cNvGraphicFramePr>
+                <a:graphicFrameLocks xmlns:a="http://schemas.openxmlformats.org/drawingml/2006/main" noChangeAspect="1"/>
+              </wp:cNvGraphicFramePr>
+              <a:graphic xmlns:a="http://schemas.openxmlformats.org/drawingml/2006/main">
+                <a:graphicData uri="http://schemas.openxmlformats.org/drawingml/2006/picture">
+                  <pic:pic xmlns:pic="http://schemas.openxmlformats.org/drawingml/2006/picture">
+                    <pic:nvPicPr>
+                      <pic:cNvPr id="0" name="Picture 0"/>
+                      <pic:cNvPicPr/>
+                    </pic:nvPicPr>
+                    <pic:blipFill>
+                      <a:blip r:embed="rId13">
+                        <a:extLst>
+                          <a:ext uri="{28A0092B-C50C-407E-A947-70E740481C1C}">
+                            <a14:useLocalDpi xmlns:a14="http://schemas.microsoft.com/office/drawing/2010/main" val="0"/>
+                          </a:ext>
+                        </a:extLst>
+                      </a:blip>
+                      <a:stretch>
+                        <a:fillRect/>
+                      </a:stretch>
+                    </pic:blipFill>
+                    <pic:spPr>
+                      <a:xfrm>
+                        <a:off x="0" y="0"/>
+                        <a:ext cx="5731510" cy="4298950"/>
+                      </a:xfrm>
+                      <a:prstGeom prst="rect">
+                        <a:avLst/>
+                      </a:prstGeom>
+                    </pic:spPr>
+                  </pic:pic>
+                </a:graphicData>
+              </a:graphic>
+            </wp:inline>
+          </w:drawing>
+        </w:r>
+      </w:ins>
     </w:p>
     <w:p>
       <w:pPr>
         <w:pStyle w:val="Heading1"/>
-        <w:pPrChange w:id="353" w:author="Valeria Cantu" w:date="2026-10-23T19:13:00Z" w16du:dateUtc="2026-10-23T18:13:00Z">
+        <w:pPrChange w:id="371" w:author="Valeria Cantu" w:date="2026-10-23T19:13:00Z" w16du:dateUtc="2026-10-23T18:13:00Z">
           <w:pPr>
             <w:pStyle w:val="Heading1"/>
             <w:spacing w:after="0" w:line="276" w:lineRule="auto"/>
           </w:pPr>
         </w:pPrChange>
       </w:pPr>
-      <w:ins w:id="354" w:author="Valeria Cantu" w:date="2026-10-23T19:13:00Z" w16du:dateUtc="2026-10-23T18:13:00Z">
+      <w:ins w:id="372" w:author="Valeria Cantu" w:date="2026-10-23T19:13:00Z" w16du:dateUtc="2026-10-23T18:13:00Z">
         <w:r>
           <w:t xml:space="preserve">10. </w:t>
         </w:r>
       </w:ins>
-      <w:ins w:id="355" w:author="Valeria Cantu" w:date="2026-10-23T18:53:00Z" w16du:dateUtc="2026-10-23T17:53:00Z">
+      <w:ins w:id="373" w:author="Valeria Cantu" w:date="2026-10-23T18:53:00Z" w16du:dateUtc="2026-10-23T17:53:00Z">
         <w:r>
           <w:t>References</w:t>
         </w:r>
@@ -4972,95 +5179,95 @@
       <w:pPr>
         <w:pStyle w:val="Heading1"/>
         <w:rPr>
-          <w:del w:id="356" w:author="Valeria Cantu" w:date="2026-10-23T18:53:00Z" w16du:dateUtc="2026-10-23T17:53:00Z"/>
-        </w:rPr>
-      </w:pPr>
-      <w:bookmarkStart w:id="357" w:name="_heading=h.9ufdfeh4t2hf" w:colFirst="0" w:colLast="0"/>
-      <w:bookmarkEnd w:id="357"/>
+          <w:del w:id="374" w:author="Valeria Cantu" w:date="2026-10-23T18:53:00Z" w16du:dateUtc="2026-10-23T17:53:00Z"/>
+        </w:rPr>
+      </w:pPr>
+      <w:bookmarkStart w:id="375" w:name="_heading=h.9ufdfeh4t2hf" w:colFirst="0" w:colLast="0"/>
+      <w:bookmarkEnd w:id="375"/>
     </w:p>
     <w:p>
       <w:pPr>
         <w:pStyle w:val="Heading1"/>
         <w:rPr>
-          <w:del w:id="358" w:author="Valeria Cantu" w:date="2026-10-23T18:53:00Z" w16du:dateUtc="2026-10-23T17:53:00Z"/>
-        </w:rPr>
-      </w:pPr>
-      <w:bookmarkStart w:id="359" w:name="_heading=h.a980oyvhnk6x" w:colFirst="0" w:colLast="0"/>
-      <w:bookmarkEnd w:id="359"/>
+          <w:del w:id="376" w:author="Valeria Cantu" w:date="2026-10-23T18:53:00Z" w16du:dateUtc="2026-10-23T17:53:00Z"/>
+        </w:rPr>
+      </w:pPr>
+      <w:bookmarkStart w:id="377" w:name="_heading=h.a980oyvhnk6x" w:colFirst="0" w:colLast="0"/>
+      <w:bookmarkEnd w:id="377"/>
     </w:p>
     <w:p>
       <w:pPr>
         <w:pStyle w:val="Heading1"/>
         <w:rPr>
-          <w:del w:id="360" w:author="Valeria Cantu" w:date="2026-10-23T18:53:00Z" w16du:dateUtc="2026-10-23T17:53:00Z"/>
-        </w:rPr>
-      </w:pPr>
-      <w:bookmarkStart w:id="361" w:name="_heading=h.i4llwj47lz45" w:colFirst="0" w:colLast="0"/>
-      <w:bookmarkEnd w:id="361"/>
+          <w:del w:id="378" w:author="Valeria Cantu" w:date="2026-10-23T18:53:00Z" w16du:dateUtc="2026-10-23T17:53:00Z"/>
+        </w:rPr>
+      </w:pPr>
+      <w:bookmarkStart w:id="379" w:name="_heading=h.i4llwj47lz45" w:colFirst="0" w:colLast="0"/>
+      <w:bookmarkEnd w:id="379"/>
     </w:p>
     <w:p>
       <w:pPr>
         <w:pStyle w:val="Heading1"/>
         <w:rPr>
-          <w:del w:id="362" w:author="Valeria Cantu" w:date="2026-10-23T18:53:00Z" w16du:dateUtc="2026-10-23T17:53:00Z"/>
-        </w:rPr>
-      </w:pPr>
-      <w:bookmarkStart w:id="363" w:name="_heading=h.l18nhdvhix0f" w:colFirst="0" w:colLast="0"/>
-      <w:bookmarkEnd w:id="363"/>
-    </w:p>
-    <w:p>
-      <w:pPr>
-        <w:rPr>
-          <w:del w:id="364" w:author="Valeria Cantu" w:date="2026-10-23T18:53:00Z" w16du:dateUtc="2026-10-23T17:53:00Z"/>
-        </w:rPr>
-      </w:pPr>
-    </w:p>
-    <w:p>
-      <w:pPr>
-        <w:rPr>
-          <w:del w:id="365" w:author="Valeria Cantu" w:date="2026-10-23T18:53:00Z" w16du:dateUtc="2026-10-23T17:53:00Z"/>
-        </w:rPr>
-      </w:pPr>
-    </w:p>
-    <w:p>
-      <w:pPr>
-        <w:rPr>
-          <w:del w:id="366" w:author="Valeria Cantu" w:date="2026-10-23T18:53:00Z" w16du:dateUtc="2026-10-23T17:53:00Z"/>
-        </w:rPr>
-      </w:pPr>
-    </w:p>
-    <w:p>
-      <w:pPr>
-        <w:rPr>
-          <w:del w:id="367" w:author="Valeria Cantu" w:date="2026-10-23T18:53:00Z" w16du:dateUtc="2026-10-23T17:53:00Z"/>
-        </w:rPr>
-      </w:pPr>
-    </w:p>
-    <w:p>
-      <w:pPr>
-        <w:rPr>
-          <w:del w:id="368" w:author="Valeria Cantu" w:date="2026-10-23T18:53:00Z" w16du:dateUtc="2026-10-23T17:53:00Z"/>
-        </w:rPr>
-      </w:pPr>
-    </w:p>
-    <w:p>
-      <w:pPr>
-        <w:rPr>
-          <w:del w:id="369" w:author="Valeria Cantu" w:date="2026-10-23T18:53:00Z" w16du:dateUtc="2026-10-23T17:53:00Z"/>
-        </w:rPr>
-      </w:pPr>
-    </w:p>
-    <w:p>
-      <w:pPr>
-        <w:rPr>
-          <w:del w:id="370" w:author="Valeria Cantu" w:date="2026-10-23T18:53:00Z" w16du:dateUtc="2026-10-23T17:53:00Z"/>
-        </w:rPr>
-      </w:pPr>
-    </w:p>
-    <w:p>
-      <w:pPr>
-        <w:rPr>
-          <w:del w:id="371" w:author="Valeria Cantu" w:date="2026-10-23T18:53:00Z" w16du:dateUtc="2026-10-23T17:53:00Z"/>
+          <w:del w:id="380" w:author="Valeria Cantu" w:date="2026-10-23T18:53:00Z" w16du:dateUtc="2026-10-23T17:53:00Z"/>
+        </w:rPr>
+      </w:pPr>
+      <w:bookmarkStart w:id="381" w:name="_heading=h.l18nhdvhix0f" w:colFirst="0" w:colLast="0"/>
+      <w:bookmarkEnd w:id="381"/>
+    </w:p>
+    <w:p>
+      <w:pPr>
+        <w:rPr>
+          <w:del w:id="382" w:author="Valeria Cantu" w:date="2026-10-23T18:53:00Z" w16du:dateUtc="2026-10-23T17:53:00Z"/>
+        </w:rPr>
+      </w:pPr>
+    </w:p>
+    <w:p>
+      <w:pPr>
+        <w:rPr>
+          <w:del w:id="383" w:author="Valeria Cantu" w:date="2026-10-23T18:53:00Z" w16du:dateUtc="2026-10-23T17:53:00Z"/>
+        </w:rPr>
+      </w:pPr>
+    </w:p>
+    <w:p>
+      <w:pPr>
+        <w:rPr>
+          <w:del w:id="384" w:author="Valeria Cantu" w:date="2026-10-23T18:53:00Z" w16du:dateUtc="2026-10-23T17:53:00Z"/>
+        </w:rPr>
+      </w:pPr>
+    </w:p>
+    <w:p>
+      <w:pPr>
+        <w:rPr>
+          <w:del w:id="385" w:author="Valeria Cantu" w:date="2026-10-23T18:53:00Z" w16du:dateUtc="2026-10-23T17:53:00Z"/>
+        </w:rPr>
+      </w:pPr>
+    </w:p>
+    <w:p>
+      <w:pPr>
+        <w:rPr>
+          <w:del w:id="386" w:author="Valeria Cantu" w:date="2026-10-23T18:53:00Z" w16du:dateUtc="2026-10-23T17:53:00Z"/>
+        </w:rPr>
+      </w:pPr>
+    </w:p>
+    <w:p>
+      <w:pPr>
+        <w:rPr>
+          <w:del w:id="387" w:author="Valeria Cantu" w:date="2026-10-23T18:53:00Z" w16du:dateUtc="2026-10-23T17:53:00Z"/>
+        </w:rPr>
+      </w:pPr>
+    </w:p>
+    <w:p>
+      <w:pPr>
+        <w:rPr>
+          <w:del w:id="388" w:author="Valeria Cantu" w:date="2026-10-23T18:53:00Z" w16du:dateUtc="2026-10-23T17:53:00Z"/>
+        </w:rPr>
+      </w:pPr>
+    </w:p>
+    <w:p>
+      <w:pPr>
+        <w:rPr>
+          <w:del w:id="389" w:author="Valeria Cantu" w:date="2026-10-23T18:53:00Z" w16du:dateUtc="2026-10-23T17:53:00Z"/>
         </w:rPr>
       </w:pPr>
     </w:p>
@@ -5068,12 +5275,12 @@
       <w:pPr>
         <w:pStyle w:val="Heading1"/>
         <w:rPr>
-          <w:del w:id="372" w:author="Valeria Cantu" w:date="2026-10-23T18:53:00Z" w16du:dateUtc="2026-10-23T17:53:00Z"/>
-        </w:rPr>
-      </w:pPr>
-      <w:bookmarkStart w:id="373" w:name="_heading=h.2et92p0" w:colFirst="0" w:colLast="0"/>
-      <w:bookmarkEnd w:id="373"/>
-      <w:del w:id="374" w:author="Valeria Cantu" w:date="2026-10-23T18:53:00Z" w16du:dateUtc="2026-10-23T17:53:00Z">
+          <w:del w:id="390" w:author="Valeria Cantu" w:date="2026-10-23T18:53:00Z" w16du:dateUtc="2026-10-23T17:53:00Z"/>
+        </w:rPr>
+      </w:pPr>
+      <w:bookmarkStart w:id="391" w:name="_heading=h.2et92p0" w:colFirst="0" w:colLast="0"/>
+      <w:bookmarkEnd w:id="391"/>
+      <w:del w:id="392" w:author="Valeria Cantu" w:date="2026-10-23T18:53:00Z" w16du:dateUtc="2026-10-23T17:53:00Z">
         <w:r>
           <w:delText>References</w:delText>
         </w:r>
@@ -5123,14 +5330,14 @@
     <w:p>
       <w:pPr>
         <w:rPr>
-          <w:del w:id="375" w:author="Valeria Cantu" w:date="2026-10-23T18:15:00Z" w16du:dateUtc="2026-10-23T17:15:00Z"/>
-        </w:rPr>
-      </w:pPr>
-    </w:p>
-    <w:p>
-      <w:pPr>
-        <w:rPr>
-          <w:del w:id="376" w:author="Valeria Cantu" w:date="2026-10-23T18:14:00Z" w16du:dateUtc="2026-10-23T17:14:00Z"/>
+          <w:del w:id="393" w:author="Valeria Cantu" w:date="2026-10-23T18:15:00Z" w16du:dateUtc="2026-10-23T17:15:00Z"/>
+        </w:rPr>
+      </w:pPr>
+    </w:p>
+    <w:p>
+      <w:pPr>
+        <w:rPr>
+          <w:del w:id="394" w:author="Valeria Cantu" w:date="2026-10-23T18:14:00Z" w16du:dateUtc="2026-10-23T17:14:00Z"/>
         </w:rPr>
       </w:pPr>
     </w:p>
@@ -5138,12 +5345,12 @@
       <w:pPr>
         <w:pStyle w:val="Heading1"/>
         <w:rPr>
-          <w:del w:id="377" w:author="Valeria Cantu" w:date="2026-10-23T18:14:00Z" w16du:dateUtc="2026-10-23T17:14:00Z"/>
-        </w:rPr>
-      </w:pPr>
-      <w:bookmarkStart w:id="378" w:name="_heading=h.kfkjs3rwl2c1" w:colFirst="0" w:colLast="0"/>
-      <w:bookmarkEnd w:id="378"/>
-      <w:del w:id="379" w:author="Valeria Cantu" w:date="2026-10-23T18:14:00Z" w16du:dateUtc="2026-10-23T17:14:00Z">
+          <w:del w:id="395" w:author="Valeria Cantu" w:date="2026-10-23T18:14:00Z" w16du:dateUtc="2026-10-23T17:14:00Z"/>
+        </w:rPr>
+      </w:pPr>
+      <w:bookmarkStart w:id="396" w:name="_heading=h.kfkjs3rwl2c1" w:colFirst="0" w:colLast="0"/>
+      <w:bookmarkEnd w:id="396"/>
+      <w:del w:id="397" w:author="Valeria Cantu" w:date="2026-10-23T18:14:00Z" w16du:dateUtc="2026-10-23T17:14:00Z">
         <w:r>
           <w:delText>Appendix</w:delText>
         </w:r>
@@ -5152,14 +5359,14 @@
     <w:p>
       <w:pPr>
         <w:rPr>
-          <w:del w:id="380" w:author="Valeria Cantu" w:date="2026-10-23T18:14:00Z" w16du:dateUtc="2026-10-23T17:14:00Z"/>
-        </w:rPr>
-      </w:pPr>
-    </w:p>
-    <w:p>
-      <w:pPr>
-        <w:rPr>
-          <w:del w:id="381" w:author="Valeria Cantu" w:date="2026-10-23T18:14:00Z" w16du:dateUtc="2026-10-23T17:14:00Z"/>
+          <w:del w:id="398" w:author="Valeria Cantu" w:date="2026-10-23T18:14:00Z" w16du:dateUtc="2026-10-23T17:14:00Z"/>
+        </w:rPr>
+      </w:pPr>
+    </w:p>
+    <w:p>
+      <w:pPr>
+        <w:rPr>
+          <w:del w:id="399" w:author="Valeria Cantu" w:date="2026-10-23T18:14:00Z" w16du:dateUtc="2026-10-23T17:14:00Z"/>
           <w:color w:val="FF0000"/>
         </w:rPr>
       </w:pPr>
@@ -5167,11 +5374,11 @@
     <w:p>
       <w:pPr>
         <w:rPr>
-          <w:del w:id="382" w:author="Valeria Cantu" w:date="2026-10-23T18:14:00Z" w16du:dateUtc="2026-10-23T17:14:00Z"/>
+          <w:del w:id="400" w:author="Valeria Cantu" w:date="2026-10-23T18:14:00Z" w16du:dateUtc="2026-10-23T17:14:00Z"/>
           <w:color w:val="FF0000"/>
         </w:rPr>
       </w:pPr>
-      <w:del w:id="383" w:author="Valeria Cantu" w:date="2026-10-23T18:14:00Z" w16du:dateUtc="2026-10-23T17:14:00Z">
+      <w:del w:id="401" w:author="Valeria Cantu" w:date="2026-10-23T18:14:00Z" w16du:dateUtc="2026-10-23T17:14:00Z">
         <w:r>
           <w:rPr>
             <w:color w:val="FF0000"/>
@@ -5183,11 +5390,11 @@
     <w:p>
       <w:pPr>
         <w:rPr>
-          <w:del w:id="384" w:author="Valeria Cantu" w:date="2026-10-23T18:14:00Z" w16du:dateUtc="2026-10-23T17:14:00Z"/>
+          <w:del w:id="402" w:author="Valeria Cantu" w:date="2026-10-23T18:14:00Z" w16du:dateUtc="2026-10-23T17:14:00Z"/>
           <w:color w:val="FF0000"/>
         </w:rPr>
       </w:pPr>
-      <w:del w:id="385" w:author="Valeria Cantu" w:date="2026-10-23T18:14:00Z" w16du:dateUtc="2026-10-23T17:14:00Z">
+      <w:del w:id="403" w:author="Valeria Cantu" w:date="2026-10-23T18:14:00Z" w16du:dateUtc="2026-10-23T17:14:00Z">
         <w:r>
           <w:rPr>
             <w:color w:val="FF0000"/>
@@ -5199,11 +5406,11 @@
     <w:p>
       <w:pPr>
         <w:rPr>
-          <w:del w:id="386" w:author="Valeria Cantu" w:date="2026-10-23T18:14:00Z" w16du:dateUtc="2026-10-23T17:14:00Z"/>
+          <w:del w:id="404" w:author="Valeria Cantu" w:date="2026-10-23T18:14:00Z" w16du:dateUtc="2026-10-23T17:14:00Z"/>
           <w:color w:val="FF0000"/>
         </w:rPr>
       </w:pPr>
-      <w:del w:id="387" w:author="Valeria Cantu" w:date="2026-10-23T18:14:00Z" w16du:dateUtc="2026-10-23T17:14:00Z">
+      <w:del w:id="405" w:author="Valeria Cantu" w:date="2026-10-23T18:14:00Z" w16du:dateUtc="2026-10-23T17:14:00Z">
         <w:r>
           <w:rPr>
             <w:color w:val="FF0000"/>
@@ -5215,14 +5422,14 @@
     <w:p>
       <w:pPr>
         <w:pStyle w:val="Heading1"/>
-        <w:pPrChange w:id="388" w:author="Valeria Cantu" w:date="2026-10-23T18:14:00Z" w16du:dateUtc="2026-10-23T17:14:00Z">
+        <w:pPrChange w:id="406" w:author="Valeria Cantu" w:date="2026-10-23T18:14:00Z" w16du:dateUtc="2026-10-23T17:14:00Z">
           <w:pPr/>
         </w:pPrChange>
       </w:pPr>
     </w:p>
     <w:p/>
     <w:sectPr>
-      <w:footerReference w:type="default" r:id="rId12"/>
+      <w:footerReference w:type="default" r:id="rId14"/>
       <w:pgSz w:w="11906" w:h="16838"/>
       <w:pgMar w:top="1440" w:right="1440" w:bottom="1440" w:left="1440" w:header="708" w:footer="708" w:gutter="0"/>
       <w:pgNumType w:start="1"/>
@@ -7920,7 +8127,7 @@
 </file>
 
 <file path=customXml/itemProps2.xml><?xml version="1.0" encoding="utf-8"?>
-<ds:datastoreItem xmlns:ds="http://schemas.openxmlformats.org/officeDocument/2006/customXml" ds:itemID="{BC07CBEA-B095-CD46-8584-9249B038AFCC}">
+<ds:datastoreItem xmlns:ds="http://schemas.openxmlformats.org/officeDocument/2006/customXml" ds:itemID="{1B70EBB2-9A55-3948-BD11-C196D0D2E73B}">
   <ds:schemaRefs>
     <ds:schemaRef ds:uri="http://schemas.openxmlformats.org/officeDocument/2006/bibliography"/>
   </ds:schemaRefs>
